--- a/_Quickstart Guide - Sim App.docx
+++ b/_Quickstart Guide - Sim App.docx
@@ -84,7 +84,7 @@
         <w:rPr>
           <w:rtl w:val="0"/>
         </w:rPr>
-        <w:t xml:space="preserve">Get the NEPI simulators</w:t>
+        <w:t xml:space="preserve">Clone the NEPI simulators repo</w:t>
       </w:r>
     </w:p>
     <w:p>
@@ -105,7 +105,7 @@
           <w:rFonts w:ascii="Calibri" w:cs="Calibri" w:eastAsia="Calibri" w:hAnsi="Calibri"/>
           <w:rtl w:val="0"/>
         </w:rPr>
-        <w:t xml:space="preserve">Download nepi_simulators.zip and unzip it in your home folder:</w:t>
+        <w:t xml:space="preserve">Clone the NEPI simulators repo:</w:t>
       </w:r>
     </w:p>
     <w:p>
@@ -147,7 +147,7 @@
           <w:szCs w:val="18"/>
           <w:rtl w:val="0"/>
         </w:rPr>
-        <w:t xml:space="preserve">unzip ~/Downloads/nepi_simulators.zip</w:t>
+        <w:t xml:space="preserve">git clone https://github.com/nepi-engine/nepi_simulators.git</w:t>
       </w:r>
     </w:p>
     <w:p>
@@ -434,7 +434,7 @@
           <w:rFonts w:ascii="Calibri" w:cs="Calibri" w:eastAsia="Calibri" w:hAnsi="Calibri"/>
           <w:rtl w:val="0"/>
         </w:rPr>
-        <w:t xml:space="preserve">Download the NEPI simulator image, which contains Gazebo and MuJoCo. The first download takes a while:</w:t>
+        <w:t xml:space="preserve">Download the NEPI simulator image (numurusinc/nepi_simulations on Docker Hub), which contains Gazebo and MuJoCo. The first download takes a while:</w:t>
       </w:r>
     </w:p>
     <w:p>
